--- a/Manual-Prefab y Generador.docx
+++ b/Manual-Prefab y Generador.docx
@@ -92,6 +92,72 @@
     <w:p>
       <w:pPr>
         <w:spacing w:before="100" w:beforeAutospacing="1" w:after="100" w:afterAutospacing="1" w:line="240" w:lineRule="auto"/>
+        <w:rPr>
+          <w:rFonts w:ascii="Times New Roman" w:eastAsia="Times New Roman" w:hAnsi="Times New Roman" w:cs="Times New Roman"/>
+          <w:sz w:val="24"/>
+          <w:szCs w:val="24"/>
+          <w:lang w:eastAsia="es-CO"/>
+        </w:rPr>
+      </w:pPr>
+      <w:proofErr w:type="spellStart"/>
+      <w:r>
+        <w:rPr>
+          <w:rFonts w:ascii="Times New Roman" w:eastAsia="Times New Roman" w:hAnsi="Times New Roman" w:cs="Times New Roman"/>
+          <w:b/>
+          <w:bCs/>
+          <w:sz w:val="24"/>
+          <w:szCs w:val="24"/>
+          <w:lang w:eastAsia="es-CO"/>
+        </w:rPr>
+        <w:t>Version</w:t>
+      </w:r>
+      <w:proofErr w:type="spellEnd"/>
+      <w:r>
+        <w:rPr>
+          <w:rFonts w:ascii="Times New Roman" w:eastAsia="Times New Roman" w:hAnsi="Times New Roman" w:cs="Times New Roman"/>
+          <w:b/>
+          <w:bCs/>
+          <w:sz w:val="24"/>
+          <w:szCs w:val="24"/>
+          <w:lang w:eastAsia="es-CO"/>
+        </w:rPr>
+        <w:t xml:space="preserve"> </w:t>
+      </w:r>
+      <w:proofErr w:type="gramStart"/>
+      <w:r>
+        <w:rPr>
+          <w:rFonts w:ascii="Times New Roman" w:eastAsia="Times New Roman" w:hAnsi="Times New Roman" w:cs="Times New Roman"/>
+          <w:b/>
+          <w:bCs/>
+          <w:sz w:val="24"/>
+          <w:szCs w:val="24"/>
+          <w:lang w:eastAsia="es-CO"/>
+        </w:rPr>
+        <w:t>Unity</w:t>
+      </w:r>
+      <w:r>
+        <w:rPr>
+          <w:rFonts w:ascii="Times New Roman" w:eastAsia="Times New Roman" w:hAnsi="Times New Roman" w:cs="Times New Roman"/>
+          <w:sz w:val="24"/>
+          <w:szCs w:val="24"/>
+          <w:lang w:eastAsia="es-CO"/>
+        </w:rPr>
+        <w:t xml:space="preserve"> :</w:t>
+      </w:r>
+      <w:proofErr w:type="gramEnd"/>
+      <w:r>
+        <w:rPr>
+          <w:rFonts w:ascii="Times New Roman" w:eastAsia="Times New Roman" w:hAnsi="Times New Roman" w:cs="Times New Roman"/>
+          <w:sz w:val="24"/>
+          <w:szCs w:val="24"/>
+          <w:lang w:eastAsia="es-CO"/>
+        </w:rPr>
+        <w:t xml:space="preserve"> 6.3 LTS</w:t>
+      </w:r>
+    </w:p>
+    <w:p>
+      <w:pPr>
+        <w:spacing w:before="100" w:beforeAutospacing="1" w:after="100" w:afterAutospacing="1" w:line="240" w:lineRule="auto"/>
         <w:outlineLvl w:val="1"/>
         <w:rPr>
           <w:rFonts w:ascii="Times New Roman" w:eastAsia="Times New Roman" w:hAnsi="Times New Roman" w:cs="Times New Roman"/>
@@ -151,8 +217,600 @@
           <w:szCs w:val="24"/>
           <w:lang w:eastAsia="es-CO"/>
         </w:rPr>
-        <w:t>Cada vez que el gato recoge un objeto, este desaparece y se suma un punto al marcador en pantalla.</w:t>
-      </w:r>
+        <w:t>Cada vez que el gato recoge un objeto, este desaparece y se suma un punto al marcador en pantalla</w:t>
+      </w:r>
+      <w:r>
+        <w:rPr>
+          <w:rFonts w:ascii="Times New Roman" w:eastAsia="Times New Roman" w:hAnsi="Times New Roman" w:cs="Times New Roman"/>
+          <w:sz w:val="24"/>
+          <w:szCs w:val="24"/>
+          <w:lang w:eastAsia="es-CO"/>
+        </w:rPr>
+        <w:t xml:space="preserve"> y en consola se muestra un mensaje </w:t>
+      </w:r>
+    </w:p>
+    <w:p>
+      <w:pPr>
+        <w:spacing w:before="100" w:beforeAutospacing="1" w:after="100" w:afterAutospacing="1" w:line="240" w:lineRule="auto"/>
+        <w:rPr>
+          <w:rFonts w:ascii="Times New Roman" w:eastAsia="Times New Roman" w:hAnsi="Times New Roman" w:cs="Times New Roman"/>
+          <w:sz w:val="24"/>
+          <w:szCs w:val="24"/>
+          <w:lang w:eastAsia="es-CO"/>
+        </w:rPr>
+      </w:pPr>
+      <w:r>
+        <w:rPr>
+          <w:rFonts w:ascii="Times New Roman" w:eastAsia="Times New Roman" w:hAnsi="Times New Roman" w:cs="Times New Roman"/>
+          <w:sz w:val="24"/>
+          <w:szCs w:val="24"/>
+          <w:lang w:eastAsia="es-CO"/>
+        </w:rPr>
+        <w:t>Link de video de juego:</w:t>
+      </w:r>
+    </w:p>
+    <w:p>
+      <w:pPr>
+        <w:spacing w:before="100" w:beforeAutospacing="1" w:after="100" w:afterAutospacing="1" w:line="240" w:lineRule="auto"/>
+        <w:rPr>
+          <w:rFonts w:ascii="Times New Roman" w:eastAsia="Times New Roman" w:hAnsi="Times New Roman" w:cs="Times New Roman"/>
+          <w:b/>
+          <w:bCs/>
+          <w:sz w:val="36"/>
+          <w:szCs w:val="36"/>
+          <w:lang w:eastAsia="es-CO"/>
+        </w:rPr>
+      </w:pPr>
+      <w:proofErr w:type="spellStart"/>
+      <w:proofErr w:type="gramStart"/>
+      <w:r>
+        <w:rPr>
+          <w:rFonts w:ascii="Times New Roman" w:eastAsia="Times New Roman" w:hAnsi="Times New Roman" w:cs="Times New Roman"/>
+          <w:b/>
+          <w:bCs/>
+          <w:sz w:val="36"/>
+          <w:szCs w:val="36"/>
+          <w:lang w:eastAsia="es-CO"/>
+        </w:rPr>
+        <w:t>Assets</w:t>
+      </w:r>
+      <w:proofErr w:type="spellEnd"/>
+      <w:r>
+        <w:rPr>
+          <w:rFonts w:ascii="Times New Roman" w:eastAsia="Times New Roman" w:hAnsi="Times New Roman" w:cs="Times New Roman"/>
+          <w:b/>
+          <w:bCs/>
+          <w:sz w:val="36"/>
+          <w:szCs w:val="36"/>
+          <w:lang w:eastAsia="es-CO"/>
+        </w:rPr>
+        <w:t xml:space="preserve"> :</w:t>
+      </w:r>
+      <w:proofErr w:type="gramEnd"/>
+      <w:r>
+        <w:rPr>
+          <w:rFonts w:ascii="Times New Roman" w:eastAsia="Times New Roman" w:hAnsi="Times New Roman" w:cs="Times New Roman"/>
+          <w:b/>
+          <w:bCs/>
+          <w:sz w:val="36"/>
+          <w:szCs w:val="36"/>
+          <w:lang w:eastAsia="es-CO"/>
+        </w:rPr>
+        <w:t xml:space="preserve"> </w:t>
+      </w:r>
+      <w:r>
+        <w:rPr>
+          <w:rFonts w:ascii="Times New Roman" w:eastAsia="Times New Roman" w:hAnsi="Times New Roman" w:cs="Times New Roman"/>
+          <w:sz w:val="24"/>
+          <w:szCs w:val="24"/>
+          <w:lang w:eastAsia="es-CO"/>
+        </w:rPr>
+        <w:t>Se añadieron elementos visuales como suelo, árboles y entorno para mejorar la estética del juego y hacerlo más atractivo. También se ajustaron materiales, iluminación y cámara para lograr una mejor presentación.</w:t>
+      </w:r>
+    </w:p>
+    <w:p>
+      <w:pPr>
+        <w:keepNext/>
+        <w:spacing w:before="100" w:beforeAutospacing="1" w:after="100" w:afterAutospacing="1" w:line="240" w:lineRule="auto"/>
+      </w:pPr>
+      <w:r>
+        <w:drawing>
+          <wp:anchor distT="0" distB="0" distL="114300" distR="114300" simplePos="0" relativeHeight="251661312" behindDoc="1" locked="0" layoutInCell="1" allowOverlap="1" wp14:anchorId="03097D1B" wp14:editId="46095EF5">
+            <wp:simplePos x="0" y="0"/>
+            <wp:positionH relativeFrom="margin">
+              <wp:posOffset>3987165</wp:posOffset>
+            </wp:positionH>
+            <wp:positionV relativeFrom="paragraph">
+              <wp:posOffset>528955</wp:posOffset>
+            </wp:positionV>
+            <wp:extent cx="1259666" cy="1158240"/>
+            <wp:effectExtent l="0" t="0" r="0" b="0"/>
+            <wp:wrapNone/>
+            <wp:docPr id="5" name="Imagen 5"/>
+            <wp:cNvGraphicFramePr>
+              <a:graphicFrameLocks xmlns:a="http://schemas.openxmlformats.org/drawingml/2006/main" noChangeAspect="1"/>
+            </wp:cNvGraphicFramePr>
+            <a:graphic xmlns:a="http://schemas.openxmlformats.org/drawingml/2006/main">
+              <a:graphicData uri="http://schemas.openxmlformats.org/drawingml/2006/picture">
+                <pic:pic xmlns:pic="http://schemas.openxmlformats.org/drawingml/2006/picture">
+                  <pic:nvPicPr>
+                    <pic:cNvPr id="1" name=""/>
+                    <pic:cNvPicPr/>
+                  </pic:nvPicPr>
+                  <pic:blipFill rotWithShape="1">
+                    <a:blip r:embed="rId5">
+                      <a:extLst>
+                        <a:ext uri="{28A0092B-C50C-407E-A947-70E740481C1C}">
+                          <a14:useLocalDpi xmlns:a14="http://schemas.microsoft.com/office/drawing/2010/main" val="0"/>
+                        </a:ext>
+                      </a:extLst>
+                    </a:blip>
+                    <a:srcRect l="34017" t="6155" r="4362" b="-6155"/>
+                    <a:stretch/>
+                  </pic:blipFill>
+                  <pic:spPr bwMode="auto">
+                    <a:xfrm>
+                      <a:off x="0" y="0"/>
+                      <a:ext cx="1261272" cy="1159716"/>
+                    </a:xfrm>
+                    <a:prstGeom prst="rect">
+                      <a:avLst/>
+                    </a:prstGeom>
+                    <a:ln>
+                      <a:noFill/>
+                    </a:ln>
+                    <a:extLst>
+                      <a:ext uri="{53640926-AAD7-44D8-BBD7-CCE9431645EC}">
+                        <a14:shadowObscured xmlns:a14="http://schemas.microsoft.com/office/drawing/2010/main"/>
+                      </a:ext>
+                    </a:extLst>
+                  </pic:spPr>
+                </pic:pic>
+              </a:graphicData>
+            </a:graphic>
+            <wp14:sizeRelH relativeFrom="margin">
+              <wp14:pctWidth>0</wp14:pctWidth>
+            </wp14:sizeRelH>
+            <wp14:sizeRelV relativeFrom="margin">
+              <wp14:pctHeight>0</wp14:pctHeight>
+            </wp14:sizeRelV>
+          </wp:anchor>
+        </w:drawing>
+      </w:r>
+      <w:r>
+        <w:rPr>
+          <w:rFonts w:ascii="Times New Roman" w:eastAsia="Times New Roman" w:hAnsi="Times New Roman" w:cs="Times New Roman"/>
+          <w:sz w:val="24"/>
+          <w:szCs w:val="24"/>
+          <w:lang w:eastAsia="es-CO"/>
+        </w:rPr>
+        <w:drawing>
+          <wp:anchor distT="0" distB="0" distL="114300" distR="114300" simplePos="0" relativeHeight="251658240" behindDoc="0" locked="0" layoutInCell="1" allowOverlap="1" wp14:anchorId="11CC17C0" wp14:editId="01E2EA9F">
+            <wp:simplePos x="0" y="0"/>
+            <wp:positionH relativeFrom="column">
+              <wp:posOffset>2173606</wp:posOffset>
+            </wp:positionH>
+            <wp:positionV relativeFrom="paragraph">
+              <wp:posOffset>498475</wp:posOffset>
+            </wp:positionV>
+            <wp:extent cx="1379220" cy="1114521"/>
+            <wp:effectExtent l="0" t="0" r="0" b="9525"/>
+            <wp:wrapNone/>
+            <wp:docPr id="3" name="Imagen 3"/>
+            <wp:cNvGraphicFramePr>
+              <a:graphicFrameLocks xmlns:a="http://schemas.openxmlformats.org/drawingml/2006/main" noChangeAspect="1"/>
+            </wp:cNvGraphicFramePr>
+            <a:graphic xmlns:a="http://schemas.openxmlformats.org/drawingml/2006/main">
+              <a:graphicData uri="http://schemas.openxmlformats.org/drawingml/2006/picture">
+                <pic:pic xmlns:pic="http://schemas.openxmlformats.org/drawingml/2006/picture">
+                  <pic:nvPicPr>
+                    <pic:cNvPr id="1" name=""/>
+                    <pic:cNvPicPr/>
+                  </pic:nvPicPr>
+                  <pic:blipFill>
+                    <a:blip r:embed="rId6">
+                      <a:extLst>
+                        <a:ext uri="{28A0092B-C50C-407E-A947-70E740481C1C}">
+                          <a14:useLocalDpi xmlns:a14="http://schemas.microsoft.com/office/drawing/2010/main" val="0"/>
+                        </a:ext>
+                      </a:extLst>
+                    </a:blip>
+                    <a:stretch>
+                      <a:fillRect/>
+                    </a:stretch>
+                  </pic:blipFill>
+                  <pic:spPr>
+                    <a:xfrm>
+                      <a:off x="0" y="0"/>
+                      <a:ext cx="1388320" cy="1121875"/>
+                    </a:xfrm>
+                    <a:prstGeom prst="rect">
+                      <a:avLst/>
+                    </a:prstGeom>
+                  </pic:spPr>
+                </pic:pic>
+              </a:graphicData>
+            </a:graphic>
+            <wp14:sizeRelH relativeFrom="margin">
+              <wp14:pctWidth>0</wp14:pctWidth>
+            </wp14:sizeRelH>
+            <wp14:sizeRelV relativeFrom="margin">
+              <wp14:pctHeight>0</wp14:pctHeight>
+            </wp14:sizeRelV>
+          </wp:anchor>
+        </w:drawing>
+      </w:r>
+      <w:r>
+        <w:rPr>
+          <w:noProof/>
+        </w:rPr>
+        <mc:AlternateContent>
+          <mc:Choice Requires="wps">
+            <w:drawing>
+              <wp:anchor distT="0" distB="0" distL="114300" distR="114300" simplePos="0" relativeHeight="251663360" behindDoc="1" locked="0" layoutInCell="1" allowOverlap="1" wp14:anchorId="4212C23E" wp14:editId="769A5084">
+                <wp:simplePos x="0" y="0"/>
+                <wp:positionH relativeFrom="column">
+                  <wp:posOffset>3987165</wp:posOffset>
+                </wp:positionH>
+                <wp:positionV relativeFrom="paragraph">
+                  <wp:posOffset>1736725</wp:posOffset>
+                </wp:positionV>
+                <wp:extent cx="1250950" cy="635"/>
+                <wp:effectExtent l="0" t="0" r="0" b="0"/>
+                <wp:wrapNone/>
+                <wp:docPr id="6" name="Cuadro de texto 6"/>
+                <wp:cNvGraphicFramePr/>
+                <a:graphic xmlns:a="http://schemas.openxmlformats.org/drawingml/2006/main">
+                  <a:graphicData uri="http://schemas.microsoft.com/office/word/2010/wordprocessingShape">
+                    <wps:wsp>
+                      <wps:cNvSpPr txBox="1"/>
+                      <wps:spPr>
+                        <a:xfrm>
+                          <a:off x="0" y="0"/>
+                          <a:ext cx="1250950" cy="635"/>
+                        </a:xfrm>
+                        <a:prstGeom prst="rect">
+                          <a:avLst/>
+                        </a:prstGeom>
+                        <a:solidFill>
+                          <a:prstClr val="white"/>
+                        </a:solidFill>
+                        <a:ln>
+                          <a:noFill/>
+                        </a:ln>
+                      </wps:spPr>
+                      <wps:txbx>
+                        <w:txbxContent>
+                          <w:p>
+                            <w:pPr>
+                              <w:pStyle w:val="Descripcin"/>
+                            </w:pPr>
+                            <w:r>
+                              <w:t xml:space="preserve">Ilustración </w:t>
+                            </w:r>
+                            <w:fldSimple w:instr=" SEQ Ilustración \* ARABIC ">
+                              <w:r>
+                                <w:rPr>
+                                  <w:noProof/>
+                                </w:rPr>
+                                <w:t>1</w:t>
+                              </w:r>
+                            </w:fldSimple>
+                            <w:r>
+                              <w:t>, Comida gato</w:t>
+                            </w:r>
+                          </w:p>
+                        </w:txbxContent>
+                      </wps:txbx>
+                      <wps:bodyPr rot="0" spcFirstLastPara="0" vertOverflow="overflow" horzOverflow="overflow" vert="horz" wrap="square" lIns="0" tIns="0" rIns="0" bIns="0" numCol="1" spcCol="0" rtlCol="0" fromWordArt="0" anchor="t" anchorCtr="0" forceAA="0" compatLnSpc="1">
+                        <a:prstTxWarp prst="textNoShape">
+                          <a:avLst/>
+                        </a:prstTxWarp>
+                        <a:spAutoFit/>
+                      </wps:bodyPr>
+                    </wps:wsp>
+                  </a:graphicData>
+                </a:graphic>
+              </wp:anchor>
+            </w:drawing>
+          </mc:Choice>
+          <mc:Fallback>
+            <w:pict>
+              <v:shapetype w14:anchorId="4212C23E" id="_x0000_t202" coordsize="21600,21600" o:spt="202" path="m,l,21600r21600,l21600,xe">
+                <v:stroke joinstyle="miter"/>
+                <v:path gradientshapeok="t" o:connecttype="rect"/>
+              </v:shapetype>
+              <v:shape id="Cuadro de texto 6" o:spid="_x0000_s1026" type="#_x0000_t202" style="position:absolute;margin-left:313.95pt;margin-top:136.75pt;width:98.5pt;height:.05pt;z-index:-251653120;visibility:visible;mso-wrap-style:square;mso-wrap-distance-left:9pt;mso-wrap-distance-top:0;mso-wrap-distance-right:9pt;mso-wrap-distance-bottom:0;mso-position-horizontal:absolute;mso-position-horizontal-relative:text;mso-position-vertical:absolute;mso-position-vertical-relative:text;v-text-anchor:top" o:gfxdata="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" stroked="f">
+                <v:textbox style="mso-fit-shape-to-text:t" inset="0,0,0,0">
+                  <w:txbxContent>
+                    <w:p>
+                      <w:pPr>
+                        <w:pStyle w:val="Descripcin"/>
+                      </w:pPr>
+                      <w:r>
+                        <w:t xml:space="preserve">Ilustración </w:t>
+                      </w:r>
+                      <w:fldSimple w:instr=" SEQ Ilustración \* ARABIC ">
+                        <w:r>
+                          <w:rPr>
+                            <w:noProof/>
+                          </w:rPr>
+                          <w:t>1</w:t>
+                        </w:r>
+                      </w:fldSimple>
+                      <w:r>
+                        <w:t>, Comida gato</w:t>
+                      </w:r>
+                    </w:p>
+                  </w:txbxContent>
+                </v:textbox>
+              </v:shape>
+            </w:pict>
+          </mc:Fallback>
+        </mc:AlternateContent>
+      </w:r>
+      <w:r>
+        <w:rPr>
+          <w:noProof/>
+        </w:rPr>
+        <mc:AlternateContent>
+          <mc:Choice Requires="wps">
+            <w:drawing>
+              <wp:anchor distT="0" distB="0" distL="114300" distR="114300" simplePos="0" relativeHeight="251660288" behindDoc="0" locked="0" layoutInCell="1" allowOverlap="1" wp14:anchorId="1DCEE3A7" wp14:editId="056AE04B">
+                <wp:simplePos x="0" y="0"/>
+                <wp:positionH relativeFrom="column">
+                  <wp:posOffset>2173605</wp:posOffset>
+                </wp:positionH>
+                <wp:positionV relativeFrom="paragraph">
+                  <wp:posOffset>1711325</wp:posOffset>
+                </wp:positionV>
+                <wp:extent cx="1433195" cy="635"/>
+                <wp:effectExtent l="0" t="0" r="0" b="0"/>
+                <wp:wrapNone/>
+                <wp:docPr id="4" name="Cuadro de texto 4"/>
+                <wp:cNvGraphicFramePr/>
+                <a:graphic xmlns:a="http://schemas.openxmlformats.org/drawingml/2006/main">
+                  <a:graphicData uri="http://schemas.microsoft.com/office/word/2010/wordprocessingShape">
+                    <wps:wsp>
+                      <wps:cNvSpPr txBox="1"/>
+                      <wps:spPr>
+                        <a:xfrm>
+                          <a:off x="0" y="0"/>
+                          <a:ext cx="1433195" cy="635"/>
+                        </a:xfrm>
+                        <a:prstGeom prst="rect">
+                          <a:avLst/>
+                        </a:prstGeom>
+                        <a:solidFill>
+                          <a:prstClr val="white"/>
+                        </a:solidFill>
+                        <a:ln>
+                          <a:noFill/>
+                        </a:ln>
+                      </wps:spPr>
+                      <wps:txbx>
+                        <w:txbxContent>
+                          <w:p>
+                            <w:pPr>
+                              <w:pStyle w:val="Descripcin"/>
+                              <w:rPr>
+                                <w:rFonts w:ascii="Times New Roman" w:eastAsia="Times New Roman" w:hAnsi="Times New Roman" w:cs="Times New Roman"/>
+                                <w:sz w:val="24"/>
+                                <w:szCs w:val="24"/>
+                              </w:rPr>
+                            </w:pPr>
+                            <w:r>
+                              <w:t xml:space="preserve">Ilustración </w:t>
+                            </w:r>
+                            <w:fldSimple w:instr=" SEQ Ilustración \* ARABIC ">
+                              <w:r>
+                                <w:rPr>
+                                  <w:noProof/>
+                                </w:rPr>
+                                <w:t>2</w:t>
+                              </w:r>
+                            </w:fldSimple>
+                            <w:r>
+                              <w:t>,Personaje Gato</w:t>
+                            </w:r>
+                          </w:p>
+                        </w:txbxContent>
+                      </wps:txbx>
+                      <wps:bodyPr rot="0" spcFirstLastPara="0" vertOverflow="overflow" horzOverflow="overflow" vert="horz" wrap="square" lIns="0" tIns="0" rIns="0" bIns="0" numCol="1" spcCol="0" rtlCol="0" fromWordArt="0" anchor="t" anchorCtr="0" forceAA="0" compatLnSpc="1">
+                        <a:prstTxWarp prst="textNoShape">
+                          <a:avLst/>
+                        </a:prstTxWarp>
+                        <a:spAutoFit/>
+                      </wps:bodyPr>
+                    </wps:wsp>
+                  </a:graphicData>
+                </a:graphic>
+              </wp:anchor>
+            </w:drawing>
+          </mc:Choice>
+          <mc:Fallback>
+            <w:pict>
+              <v:shape w14:anchorId="1DCEE3A7" id="Cuadro de texto 4" o:spid="_x0000_s1027" type="#_x0000_t202" style="position:absolute;margin-left:171.15pt;margin-top:134.75pt;width:112.85pt;height:.05pt;z-index:251660288;visibility:visible;mso-wrap-style:square;mso-wrap-distance-left:9pt;mso-wrap-distance-top:0;mso-wrap-distance-right:9pt;mso-wrap-distance-bottom:0;mso-position-horizontal:absolute;mso-position-horizontal-relative:text;mso-position-vertical:absolute;mso-position-vertical-relative:text;v-text-anchor:top" o:gfxdata="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" stroked="f">
+                <v:textbox style="mso-fit-shape-to-text:t" inset="0,0,0,0">
+                  <w:txbxContent>
+                    <w:p>
+                      <w:pPr>
+                        <w:pStyle w:val="Descripcin"/>
+                        <w:rPr>
+                          <w:rFonts w:ascii="Times New Roman" w:eastAsia="Times New Roman" w:hAnsi="Times New Roman" w:cs="Times New Roman"/>
+                          <w:sz w:val="24"/>
+                          <w:szCs w:val="24"/>
+                        </w:rPr>
+                      </w:pPr>
+                      <w:r>
+                        <w:t xml:space="preserve">Ilustración </w:t>
+                      </w:r>
+                      <w:fldSimple w:instr=" SEQ Ilustración \* ARABIC ">
+                        <w:r>
+                          <w:rPr>
+                            <w:noProof/>
+                          </w:rPr>
+                          <w:t>2</w:t>
+                        </w:r>
+                      </w:fldSimple>
+                      <w:r>
+                        <w:t>,Personaje Gato</w:t>
+                      </w:r>
+                    </w:p>
+                  </w:txbxContent>
+                </v:textbox>
+              </v:shape>
+            </w:pict>
+          </mc:Fallback>
+        </mc:AlternateContent>
+      </w:r>
+      <w:r>
+        <w:rPr>
+          <w:rFonts w:ascii="Times New Roman" w:eastAsia="Times New Roman" w:hAnsi="Times New Roman" w:cs="Times New Roman"/>
+          <w:sz w:val="24"/>
+          <w:szCs w:val="24"/>
+          <w:lang w:eastAsia="es-CO"/>
+        </w:rPr>
+        <w:drawing>
+          <wp:inline distT="0" distB="0" distL="0" distR="0" wp14:anchorId="4EF213C3" wp14:editId="758260EB">
+            <wp:extent cx="1828800" cy="1875693"/>
+            <wp:effectExtent l="0" t="0" r="0" b="0"/>
+            <wp:docPr id="1" name="Imagen 1"/>
+            <wp:cNvGraphicFramePr>
+              <a:graphicFrameLocks xmlns:a="http://schemas.openxmlformats.org/drawingml/2006/main" noChangeAspect="1"/>
+            </wp:cNvGraphicFramePr>
+            <a:graphic xmlns:a="http://schemas.openxmlformats.org/drawingml/2006/main">
+              <a:graphicData uri="http://schemas.openxmlformats.org/drawingml/2006/picture">
+                <pic:pic xmlns:pic="http://schemas.openxmlformats.org/drawingml/2006/picture">
+                  <pic:nvPicPr>
+                    <pic:cNvPr id="1" name=""/>
+                    <pic:cNvPicPr/>
+                  </pic:nvPicPr>
+                  <pic:blipFill>
+                    <a:blip r:embed="rId7"/>
+                    <a:stretch>
+                      <a:fillRect/>
+                    </a:stretch>
+                  </pic:blipFill>
+                  <pic:spPr>
+                    <a:xfrm>
+                      <a:off x="0" y="0"/>
+                      <a:ext cx="1845754" cy="1893082"/>
+                    </a:xfrm>
+                    <a:prstGeom prst="rect">
+                      <a:avLst/>
+                    </a:prstGeom>
+                  </pic:spPr>
+                </pic:pic>
+              </a:graphicData>
+            </a:graphic>
+          </wp:inline>
+        </w:drawing>
+      </w:r>
+    </w:p>
+    <w:p>
+      <w:pPr>
+        <w:pStyle w:val="Descripcin"/>
+      </w:pPr>
+      <w:r>
+        <w:t xml:space="preserve">Ilustración </w:t>
+      </w:r>
+      <w:fldSimple w:instr=" SEQ Ilustración \* ARABIC ">
+        <w:r>
+          <w:rPr>
+            <w:noProof/>
+          </w:rPr>
+          <w:t>3</w:t>
+        </w:r>
+      </w:fldSimple>
+      <w:r>
+        <w:t>,Palmeras</w:t>
+      </w:r>
+    </w:p>
+    <w:p>
+      <w:pPr>
+        <w:keepNext/>
+        <w:spacing w:before="100" w:beforeAutospacing="1" w:after="100" w:afterAutospacing="1" w:line="240" w:lineRule="auto"/>
+      </w:pPr>
+      <w:r>
+        <w:rPr>
+          <w:rFonts w:ascii="Times New Roman" w:eastAsia="Times New Roman" w:hAnsi="Times New Roman" w:cs="Times New Roman"/>
+          <w:sz w:val="24"/>
+          <w:szCs w:val="24"/>
+          <w:lang w:eastAsia="es-CO"/>
+        </w:rPr>
+        <w:drawing>
+          <wp:inline distT="0" distB="0" distL="0" distR="0" wp14:anchorId="55E437F3" wp14:editId="560F01FB">
+            <wp:extent cx="4201407" cy="241494"/>
+            <wp:effectExtent l="0" t="0" r="0" b="6350"/>
+            <wp:docPr id="2" name="Imagen 2"/>
+            <wp:cNvGraphicFramePr>
+              <a:graphicFrameLocks xmlns:a="http://schemas.openxmlformats.org/drawingml/2006/main" noChangeAspect="1"/>
+            </wp:cNvGraphicFramePr>
+            <a:graphic xmlns:a="http://schemas.openxmlformats.org/drawingml/2006/main">
+              <a:graphicData uri="http://schemas.openxmlformats.org/drawingml/2006/picture">
+                <pic:pic xmlns:pic="http://schemas.openxmlformats.org/drawingml/2006/picture">
+                  <pic:nvPicPr>
+                    <pic:cNvPr id="1" name=""/>
+                    <pic:cNvPicPr/>
+                  </pic:nvPicPr>
+                  <pic:blipFill>
+                    <a:blip r:embed="rId8"/>
+                    <a:stretch>
+                      <a:fillRect/>
+                    </a:stretch>
+                  </pic:blipFill>
+                  <pic:spPr>
+                    <a:xfrm>
+                      <a:off x="0" y="0"/>
+                      <a:ext cx="4940022" cy="283949"/>
+                    </a:xfrm>
+                    <a:prstGeom prst="rect">
+                      <a:avLst/>
+                    </a:prstGeom>
+                  </pic:spPr>
+                </pic:pic>
+              </a:graphicData>
+            </a:graphic>
+          </wp:inline>
+        </w:drawing>
+      </w:r>
+    </w:p>
+    <w:p>
+      <w:pPr>
+        <w:pStyle w:val="Descripcin"/>
+        <w:rPr>
+          <w:rFonts w:ascii="Times New Roman" w:eastAsia="Times New Roman" w:hAnsi="Times New Roman" w:cs="Times New Roman"/>
+          <w:sz w:val="24"/>
+          <w:szCs w:val="24"/>
+          <w:lang w:eastAsia="es-CO"/>
+        </w:rPr>
+      </w:pPr>
+      <w:r>
+        <w:t xml:space="preserve">Ilustración </w:t>
+      </w:r>
+      <w:fldSimple w:instr=" SEQ Ilustración \* ARABIC ">
+        <w:r>
+          <w:rPr>
+            <w:noProof/>
+          </w:rPr>
+          <w:t>4</w:t>
+        </w:r>
+      </w:fldSimple>
+      <w:r>
+        <w:t>,Piso verde</w:t>
+      </w:r>
+    </w:p>
+    <w:p>
+      <w:pPr>
+        <w:spacing w:before="100" w:beforeAutospacing="1" w:after="100" w:afterAutospacing="1" w:line="240" w:lineRule="auto"/>
+        <w:rPr>
+          <w:rFonts w:ascii="Times New Roman" w:eastAsia="Times New Roman" w:hAnsi="Times New Roman" w:cs="Times New Roman"/>
+          <w:sz w:val="24"/>
+          <w:szCs w:val="24"/>
+          <w:lang w:eastAsia="es-CO"/>
+        </w:rPr>
+      </w:pPr>
     </w:p>
     <w:p>
       <w:pPr>
@@ -438,6 +1096,60 @@
     <w:p>
       <w:pPr>
         <w:spacing w:before="100" w:beforeAutospacing="1" w:after="100" w:afterAutospacing="1" w:line="240" w:lineRule="auto"/>
+        <w:rPr>
+          <w:rFonts w:ascii="Times New Roman" w:eastAsia="Times New Roman" w:hAnsi="Times New Roman" w:cs="Times New Roman"/>
+          <w:sz w:val="24"/>
+          <w:szCs w:val="24"/>
+          <w:lang w:eastAsia="es-CO"/>
+        </w:rPr>
+      </w:pPr>
+      <w:r>
+        <w:rPr>
+          <w:rFonts w:ascii="Times New Roman" w:eastAsia="Times New Roman" w:hAnsi="Times New Roman" w:cs="Times New Roman"/>
+          <w:sz w:val="24"/>
+          <w:szCs w:val="24"/>
+          <w:lang w:eastAsia="es-CO"/>
+        </w:rPr>
+        <w:drawing>
+          <wp:inline distT="0" distB="0" distL="0" distR="0" wp14:anchorId="69C57382" wp14:editId="56ED329E">
+            <wp:extent cx="828791" cy="752580"/>
+            <wp:effectExtent l="0" t="0" r="9525" b="9525"/>
+            <wp:docPr id="7" name="Imagen 7"/>
+            <wp:cNvGraphicFramePr>
+              <a:graphicFrameLocks xmlns:a="http://schemas.openxmlformats.org/drawingml/2006/main" noChangeAspect="1"/>
+            </wp:cNvGraphicFramePr>
+            <a:graphic xmlns:a="http://schemas.openxmlformats.org/drawingml/2006/main">
+              <a:graphicData uri="http://schemas.openxmlformats.org/drawingml/2006/picture">
+                <pic:pic xmlns:pic="http://schemas.openxmlformats.org/drawingml/2006/picture">
+                  <pic:nvPicPr>
+                    <pic:cNvPr id="1" name=""/>
+                    <pic:cNvPicPr/>
+                  </pic:nvPicPr>
+                  <pic:blipFill>
+                    <a:blip r:embed="rId9"/>
+                    <a:stretch>
+                      <a:fillRect/>
+                    </a:stretch>
+                  </pic:blipFill>
+                  <pic:spPr>
+                    <a:xfrm>
+                      <a:off x="0" y="0"/>
+                      <a:ext cx="828791" cy="752580"/>
+                    </a:xfrm>
+                    <a:prstGeom prst="rect">
+                      <a:avLst/>
+                    </a:prstGeom>
+                  </pic:spPr>
+                </pic:pic>
+              </a:graphicData>
+            </a:graphic>
+          </wp:inline>
+        </w:drawing>
+      </w:r>
+    </w:p>
+    <w:p>
+      <w:pPr>
+        <w:spacing w:before="100" w:beforeAutospacing="1" w:after="100" w:afterAutospacing="1" w:line="240" w:lineRule="auto"/>
         <w:outlineLvl w:val="1"/>
         <w:rPr>
           <w:rStyle w:val="Textoennegrita"/>
@@ -579,7 +1291,6 @@
           <w:szCs w:val="24"/>
           <w:lang w:eastAsia="es-CO"/>
         </w:rPr>
-        <w:lastRenderedPageBreak/>
         <w:t>De esta forma:</w:t>
       </w:r>
     </w:p>
@@ -737,27 +1448,7 @@
           <w:szCs w:val="36"/>
           <w:lang w:eastAsia="es-CO"/>
         </w:rPr>
-        <w:t xml:space="preserve"> Sistema de puntos</w:t>
-      </w:r>
-    </w:p>
-    <w:p>
-      <w:pPr>
-        <w:spacing w:before="100" w:beforeAutospacing="1" w:after="100" w:afterAutospacing="1" w:line="240" w:lineRule="auto"/>
-        <w:rPr>
-          <w:rFonts w:ascii="Times New Roman" w:eastAsia="Times New Roman" w:hAnsi="Times New Roman" w:cs="Times New Roman"/>
-          <w:sz w:val="24"/>
-          <w:szCs w:val="24"/>
-          <w:lang w:eastAsia="es-CO"/>
-        </w:rPr>
-      </w:pPr>
-      <w:r>
-        <w:rPr>
-          <w:rFonts w:ascii="Times New Roman" w:eastAsia="Times New Roman" w:hAnsi="Times New Roman" w:cs="Times New Roman"/>
-          <w:sz w:val="24"/>
-          <w:szCs w:val="24"/>
-          <w:lang w:eastAsia="es-CO"/>
-        </w:rPr>
-        <w:t>Se implementó un sistema de puntuación que aumenta cada vez que el jugador recoge un objeto. Este sistema está conectado a una interfaz en pantalla que muestra los puntos en tiempo real, lo que mejora la experiencia del usuario.</w:t>
+        <w:t xml:space="preserve"> </w:t>
       </w:r>
     </w:p>
     <w:p>
@@ -773,7 +1464,11 @@
           <w:lang w:eastAsia="es-CO"/>
         </w:rPr>
       </w:pPr>
-      <w:r>
+    </w:p>
+    <w:p>
+      <w:pPr>
+        <w:spacing w:before="100" w:beforeAutospacing="1" w:after="100" w:afterAutospacing="1" w:line="240" w:lineRule="auto"/>
+        <w:outlineLvl w:val="1"/>
         <w:rPr>
           <w:rFonts w:ascii="Times New Roman" w:eastAsia="Times New Roman" w:hAnsi="Times New Roman" w:cs="Times New Roman"/>
           <w:b/>
@@ -782,33 +1477,8 @@
           <w:szCs w:val="36"/>
           <w:lang w:eastAsia="es-CO"/>
         </w:rPr>
-        <w:t xml:space="preserve"> Entorno y presentación</w:t>
-      </w:r>
-    </w:p>
-    <w:p>
-      <w:pPr>
-        <w:spacing w:before="100" w:beforeAutospacing="1" w:after="100" w:afterAutospacing="1" w:line="240" w:lineRule="auto"/>
-        <w:rPr>
-          <w:rFonts w:ascii="Times New Roman" w:eastAsia="Times New Roman" w:hAnsi="Times New Roman" w:cs="Times New Roman"/>
-          <w:sz w:val="24"/>
-          <w:szCs w:val="24"/>
-          <w:lang w:eastAsia="es-CO"/>
-        </w:rPr>
-      </w:pPr>
-      <w:r>
-        <w:rPr>
-          <w:rFonts w:ascii="Times New Roman" w:eastAsia="Times New Roman" w:hAnsi="Times New Roman" w:cs="Times New Roman"/>
-          <w:sz w:val="24"/>
-          <w:szCs w:val="24"/>
-          <w:lang w:eastAsia="es-CO"/>
-        </w:rPr>
-        <w:t>Se añadieron elementos visuales como suelo, árboles y entorno para mejorar la estética del juego y hacerlo más atractivo. También se ajustaron materiales, iluminación y cámara para lograr una mejor presentación.</w:t>
-      </w:r>
-    </w:p>
-    <w:p>
-      <w:pPr>
-        <w:spacing w:before="100" w:beforeAutospacing="1" w:after="100" w:afterAutospacing="1" w:line="240" w:lineRule="auto"/>
-        <w:outlineLvl w:val="1"/>
+      </w:pPr>
+      <w:r>
         <w:rPr>
           <w:rFonts w:ascii="Times New Roman" w:eastAsia="Times New Roman" w:hAnsi="Times New Roman" w:cs="Times New Roman"/>
           <w:b/>
@@ -817,8 +1487,88 @@
           <w:szCs w:val="36"/>
           <w:lang w:eastAsia="es-CO"/>
         </w:rPr>
-      </w:pPr>
-      <w:r>
+        <w:lastRenderedPageBreak/>
+        <w:t>Sistema de puntos</w:t>
+      </w:r>
+    </w:p>
+    <w:p>
+      <w:pPr>
+        <w:spacing w:before="100" w:beforeAutospacing="1" w:after="100" w:afterAutospacing="1" w:line="240" w:lineRule="auto"/>
+        <w:rPr>
+          <w:rFonts w:ascii="Times New Roman" w:eastAsia="Times New Roman" w:hAnsi="Times New Roman" w:cs="Times New Roman"/>
+          <w:sz w:val="24"/>
+          <w:szCs w:val="24"/>
+          <w:lang w:eastAsia="es-CO"/>
+        </w:rPr>
+      </w:pPr>
+      <w:r>
+        <w:rPr>
+          <w:rFonts w:ascii="Times New Roman" w:eastAsia="Times New Roman" w:hAnsi="Times New Roman" w:cs="Times New Roman"/>
+          <w:sz w:val="24"/>
+          <w:szCs w:val="24"/>
+          <w:lang w:eastAsia="es-CO"/>
+        </w:rPr>
+        <w:t>Se implementó un sistema de puntuación que aumenta cada vez que el jugador recoge un objeto. Este sistema está conectado a una interfaz en pantalla que muestra los puntos en tiempo real, lo que mejora la experiencia del usuario.</w:t>
+      </w:r>
+    </w:p>
+    <w:p>
+      <w:pPr>
+        <w:spacing w:before="100" w:beforeAutospacing="1" w:after="100" w:afterAutospacing="1" w:line="240" w:lineRule="auto"/>
+        <w:rPr>
+          <w:rFonts w:ascii="Times New Roman" w:eastAsia="Times New Roman" w:hAnsi="Times New Roman" w:cs="Times New Roman"/>
+          <w:sz w:val="24"/>
+          <w:szCs w:val="24"/>
+          <w:lang w:eastAsia="es-CO"/>
+        </w:rPr>
+      </w:pPr>
+      <w:r>
+        <w:rPr>
+          <w:rFonts w:ascii="Times New Roman" w:eastAsia="Times New Roman" w:hAnsi="Times New Roman" w:cs="Times New Roman"/>
+          <w:sz w:val="24"/>
+          <w:szCs w:val="24"/>
+          <w:lang w:eastAsia="es-CO"/>
+        </w:rPr>
+        <w:drawing>
+          <wp:inline distT="0" distB="0" distL="0" distR="0" wp14:anchorId="6B55BAAA" wp14:editId="52E6EC31">
+            <wp:extent cx="981212" cy="543001"/>
+            <wp:effectExtent l="0" t="0" r="9525" b="9525"/>
+            <wp:docPr id="8" name="Imagen 8"/>
+            <wp:cNvGraphicFramePr>
+              <a:graphicFrameLocks xmlns:a="http://schemas.openxmlformats.org/drawingml/2006/main" noChangeAspect="1"/>
+            </wp:cNvGraphicFramePr>
+            <a:graphic xmlns:a="http://schemas.openxmlformats.org/drawingml/2006/main">
+              <a:graphicData uri="http://schemas.openxmlformats.org/drawingml/2006/picture">
+                <pic:pic xmlns:pic="http://schemas.openxmlformats.org/drawingml/2006/picture">
+                  <pic:nvPicPr>
+                    <pic:cNvPr id="1" name=""/>
+                    <pic:cNvPicPr/>
+                  </pic:nvPicPr>
+                  <pic:blipFill>
+                    <a:blip r:embed="rId10"/>
+                    <a:stretch>
+                      <a:fillRect/>
+                    </a:stretch>
+                  </pic:blipFill>
+                  <pic:spPr>
+                    <a:xfrm>
+                      <a:off x="0" y="0"/>
+                      <a:ext cx="981212" cy="543001"/>
+                    </a:xfrm>
+                    <a:prstGeom prst="rect">
+                      <a:avLst/>
+                    </a:prstGeom>
+                  </pic:spPr>
+                </pic:pic>
+              </a:graphicData>
+            </a:graphic>
+          </wp:inline>
+        </w:drawing>
+      </w:r>
+    </w:p>
+    <w:p>
+      <w:pPr>
+        <w:spacing w:before="100" w:beforeAutospacing="1" w:after="100" w:afterAutospacing="1" w:line="240" w:lineRule="auto"/>
+        <w:outlineLvl w:val="1"/>
         <w:rPr>
           <w:rFonts w:ascii="Times New Roman" w:eastAsia="Times New Roman" w:hAnsi="Times New Roman" w:cs="Times New Roman"/>
           <w:b/>
@@ -827,7 +1577,17 @@
           <w:szCs w:val="36"/>
           <w:lang w:eastAsia="es-CO"/>
         </w:rPr>
-        <w:t xml:space="preserve"> Conclusión</w:t>
+      </w:pPr>
+      <w:r>
+        <w:rPr>
+          <w:rFonts w:ascii="Times New Roman" w:eastAsia="Times New Roman" w:hAnsi="Times New Roman" w:cs="Times New Roman"/>
+          <w:b/>
+          <w:bCs/>
+          <w:sz w:val="36"/>
+          <w:szCs w:val="36"/>
+          <w:lang w:eastAsia="es-CO"/>
+        </w:rPr>
+        <w:t>Conclusión</w:t>
       </w:r>
     </w:p>
     <w:p>
@@ -889,6 +1649,7 @@
         </w:rPr>
         <w:t xml:space="preserve">, físicas, colisiones y UI. Además, permite entender cómo construir un videojuego básico funcional, dinámico y visualmente atractivo desde </w:t>
       </w:r>
+      <w:proofErr w:type="gramStart"/>
       <w:r>
         <w:rPr>
           <w:rFonts w:ascii="Times New Roman" w:eastAsia="Times New Roman" w:hAnsi="Times New Roman" w:cs="Times New Roman"/>
@@ -905,7 +1666,17 @@
           <w:szCs w:val="24"/>
           <w:lang w:eastAsia="es-CO"/>
         </w:rPr>
-        <w:t xml:space="preserve">;Aun me falta avanzarlo mas ya que tuve que cambiar el </w:t>
+        <w:t>;Aun</w:t>
+      </w:r>
+      <w:proofErr w:type="gramEnd"/>
+      <w:r>
+        <w:rPr>
+          <w:rFonts w:ascii="Times New Roman" w:eastAsia="Times New Roman" w:hAnsi="Times New Roman" w:cs="Times New Roman"/>
+          <w:sz w:val="24"/>
+          <w:szCs w:val="24"/>
+          <w:lang w:eastAsia="es-CO"/>
+        </w:rPr>
+        <w:t xml:space="preserve"> me falta avanzarlo mas ya que tuve que cambiar el </w:t>
       </w:r>
       <w:proofErr w:type="spellStart"/>
       <w:r>
@@ -927,6 +1698,327 @@
         </w:rPr>
         <w:t xml:space="preserve"> con el que ya venia trabajando sin embargo toda novedad será incluida en este manual</w:t>
       </w:r>
+    </w:p>
+    <w:p>
+      <w:pPr>
+        <w:spacing w:before="100" w:beforeAutospacing="1" w:after="100" w:afterAutospacing="1" w:line="240" w:lineRule="auto"/>
+        <w:rPr>
+          <w:rFonts w:ascii="Times New Roman" w:eastAsia="Times New Roman" w:hAnsi="Times New Roman" w:cs="Times New Roman"/>
+          <w:sz w:val="24"/>
+          <w:szCs w:val="24"/>
+          <w:lang w:eastAsia="es-CO"/>
+        </w:rPr>
+      </w:pPr>
+      <w:r>
+        <w:rPr>
+          <w:rFonts w:ascii="Times New Roman" w:eastAsia="Times New Roman" w:hAnsi="Times New Roman" w:cs="Times New Roman"/>
+          <w:b/>
+          <w:bCs/>
+          <w:sz w:val="24"/>
+          <w:szCs w:val="24"/>
+          <w:lang w:eastAsia="es-CO"/>
+        </w:rPr>
+        <w:t>Problema que logré solucionar</w:t>
+      </w:r>
+    </w:p>
+    <w:p>
+      <w:pPr>
+        <w:spacing w:before="100" w:beforeAutospacing="1" w:after="100" w:afterAutospacing="1" w:line="240" w:lineRule="auto"/>
+        <w:rPr>
+          <w:rFonts w:ascii="Times New Roman" w:eastAsia="Times New Roman" w:hAnsi="Times New Roman" w:cs="Times New Roman"/>
+          <w:sz w:val="24"/>
+          <w:szCs w:val="24"/>
+          <w:lang w:eastAsia="es-CO"/>
+        </w:rPr>
+      </w:pPr>
+      <w:r>
+        <w:rPr>
+          <w:rFonts w:ascii="Times New Roman" w:eastAsia="Times New Roman" w:hAnsi="Times New Roman" w:cs="Times New Roman"/>
+          <w:sz w:val="24"/>
+          <w:szCs w:val="24"/>
+          <w:lang w:eastAsia="es-CO"/>
+        </w:rPr>
+        <w:t xml:space="preserve">Este semestre empecé a usar Unity y me pasó algo curioso: al descargar algunos </w:t>
+      </w:r>
+      <w:proofErr w:type="spellStart"/>
+      <w:r>
+        <w:rPr>
+          <w:rFonts w:ascii="Times New Roman" w:eastAsia="Times New Roman" w:hAnsi="Times New Roman" w:cs="Times New Roman"/>
+          <w:sz w:val="24"/>
+          <w:szCs w:val="24"/>
+          <w:lang w:eastAsia="es-CO"/>
+        </w:rPr>
+        <w:t>assets</w:t>
+      </w:r>
+      <w:proofErr w:type="spellEnd"/>
+      <w:r>
+        <w:rPr>
+          <w:rFonts w:ascii="Times New Roman" w:eastAsia="Times New Roman" w:hAnsi="Times New Roman" w:cs="Times New Roman"/>
+          <w:sz w:val="24"/>
+          <w:szCs w:val="24"/>
+          <w:lang w:eastAsia="es-CO"/>
+        </w:rPr>
+        <w:t xml:space="preserve"> e integrarlos en la escena, se veían completamente negros. Al inicio pensé que era un error en la descarga, pero después entendí que cada </w:t>
+      </w:r>
+      <w:proofErr w:type="spellStart"/>
+      <w:r>
+        <w:rPr>
+          <w:rFonts w:ascii="Times New Roman" w:eastAsia="Times New Roman" w:hAnsi="Times New Roman" w:cs="Times New Roman"/>
+          <w:sz w:val="24"/>
+          <w:szCs w:val="24"/>
+          <w:lang w:eastAsia="es-CO"/>
+        </w:rPr>
+        <w:t>asset</w:t>
+      </w:r>
+      <w:proofErr w:type="spellEnd"/>
+      <w:r>
+        <w:rPr>
+          <w:rFonts w:ascii="Times New Roman" w:eastAsia="Times New Roman" w:hAnsi="Times New Roman" w:cs="Times New Roman"/>
+          <w:sz w:val="24"/>
+          <w:szCs w:val="24"/>
+          <w:lang w:eastAsia="es-CO"/>
+        </w:rPr>
+        <w:t xml:space="preserve"> tiene su propio “material”, y eso era lo que estaba causando el problema.</w:t>
+      </w:r>
+    </w:p>
+    <w:p>
+      <w:pPr>
+        <w:spacing w:before="100" w:beforeAutospacing="1" w:after="100" w:afterAutospacing="1" w:line="240" w:lineRule="auto"/>
+        <w:rPr>
+          <w:rFonts w:ascii="Times New Roman" w:eastAsia="Times New Roman" w:hAnsi="Times New Roman" w:cs="Times New Roman"/>
+          <w:sz w:val="24"/>
+          <w:szCs w:val="24"/>
+          <w:lang w:eastAsia="es-CO"/>
+        </w:rPr>
+      </w:pPr>
+      <w:r>
+        <w:rPr>
+          <w:rFonts w:ascii="Times New Roman" w:eastAsia="Times New Roman" w:hAnsi="Times New Roman" w:cs="Times New Roman"/>
+          <w:sz w:val="24"/>
+          <w:szCs w:val="24"/>
+          <w:lang w:eastAsia="es-CO"/>
+        </w:rPr>
+        <w:t xml:space="preserve">Para solucionarlo, tomé un </w:t>
+      </w:r>
+      <w:proofErr w:type="spellStart"/>
+      <w:r>
+        <w:rPr>
+          <w:rFonts w:ascii="Times New Roman" w:eastAsia="Times New Roman" w:hAnsi="Times New Roman" w:cs="Times New Roman"/>
+          <w:sz w:val="24"/>
+          <w:szCs w:val="24"/>
+          <w:lang w:eastAsia="es-CO"/>
+        </w:rPr>
+        <w:t>asset</w:t>
+      </w:r>
+      <w:proofErr w:type="spellEnd"/>
+      <w:r>
+        <w:rPr>
+          <w:rFonts w:ascii="Times New Roman" w:eastAsia="Times New Roman" w:hAnsi="Times New Roman" w:cs="Times New Roman"/>
+          <w:sz w:val="24"/>
+          <w:szCs w:val="24"/>
+          <w:lang w:eastAsia="es-CO"/>
+        </w:rPr>
+        <w:t xml:space="preserve"> que sí se veía correctamente y copié su material al que aparecía negro. De esta forma, recuperó los colores, especialmente los tonos verdes de las palmeras, que eran los que me estaban dando conflicto.</w:t>
+      </w:r>
+    </w:p>
+    <w:p>
+      <w:pPr>
+        <w:spacing w:before="100" w:beforeAutospacing="1" w:after="100" w:afterAutospacing="1" w:line="240" w:lineRule="auto"/>
+        <w:rPr>
+          <w:rFonts w:ascii="Times New Roman" w:eastAsia="Times New Roman" w:hAnsi="Times New Roman" w:cs="Times New Roman"/>
+          <w:sz w:val="24"/>
+          <w:szCs w:val="24"/>
+          <w:lang w:eastAsia="es-CO"/>
+        </w:rPr>
+      </w:pPr>
+      <w:r>
+        <w:rPr>
+          <w:rFonts w:ascii="Times New Roman" w:eastAsia="Times New Roman" w:hAnsi="Times New Roman" w:cs="Times New Roman"/>
+          <w:sz w:val="24"/>
+          <w:szCs w:val="24"/>
+          <w:lang w:eastAsia="es-CO"/>
+        </w:rPr>
+        <w:t>Puede parecer algo sencillo, pero para alguien que apenas está empezando con Unity, este tipo de detalles no son tan evidentes. Me habría gustado saberlo antes o que alguien me lo explicara desde el inicio.</w:t>
+      </w:r>
+    </w:p>
+    <w:p>
+      <w:pPr>
+        <w:spacing w:before="100" w:beforeAutospacing="1" w:after="100" w:afterAutospacing="1" w:line="240" w:lineRule="auto"/>
+        <w:rPr>
+          <w:rFonts w:ascii="Times New Roman" w:eastAsia="Times New Roman" w:hAnsi="Times New Roman" w:cs="Times New Roman"/>
+          <w:sz w:val="24"/>
+          <w:szCs w:val="24"/>
+          <w:lang w:eastAsia="es-CO"/>
+        </w:rPr>
+      </w:pPr>
+    </w:p>
+    <w:p>
+      <w:pPr>
+        <w:spacing w:before="100" w:beforeAutospacing="1" w:after="100" w:afterAutospacing="1" w:line="240" w:lineRule="auto"/>
+        <w:rPr>
+          <w:rFonts w:ascii="Times New Roman" w:eastAsia="Times New Roman" w:hAnsi="Times New Roman" w:cs="Times New Roman"/>
+          <w:b/>
+          <w:bCs/>
+          <w:sz w:val="24"/>
+          <w:szCs w:val="24"/>
+          <w:lang w:eastAsia="es-CO"/>
+        </w:rPr>
+      </w:pPr>
+    </w:p>
+    <w:p>
+      <w:pPr>
+        <w:spacing w:before="100" w:beforeAutospacing="1" w:after="100" w:afterAutospacing="1" w:line="240" w:lineRule="auto"/>
+        <w:rPr>
+          <w:rFonts w:ascii="Times New Roman" w:eastAsia="Times New Roman" w:hAnsi="Times New Roman" w:cs="Times New Roman"/>
+          <w:b/>
+          <w:bCs/>
+          <w:sz w:val="24"/>
+          <w:szCs w:val="24"/>
+          <w:lang w:eastAsia="es-CO"/>
+        </w:rPr>
+      </w:pPr>
+      <w:r>
+        <w:rPr>
+          <w:rFonts w:ascii="Times New Roman" w:eastAsia="Times New Roman" w:hAnsi="Times New Roman" w:cs="Times New Roman"/>
+          <w:b/>
+          <w:bCs/>
+          <w:sz w:val="24"/>
+          <w:szCs w:val="24"/>
+          <w:lang w:eastAsia="es-CO"/>
+        </w:rPr>
+        <w:t xml:space="preserve">Problema que aun no puedo solucionar </w:t>
+      </w:r>
+    </w:p>
+    <w:p>
+      <w:pPr>
+        <w:spacing w:before="100" w:beforeAutospacing="1" w:after="100" w:afterAutospacing="1" w:line="240" w:lineRule="auto"/>
+        <w:rPr>
+          <w:rFonts w:ascii="Times New Roman" w:eastAsia="Times New Roman" w:hAnsi="Times New Roman" w:cs="Times New Roman"/>
+          <w:sz w:val="24"/>
+          <w:szCs w:val="24"/>
+          <w:lang w:eastAsia="es-CO"/>
+        </w:rPr>
+      </w:pPr>
+      <w:r>
+        <w:rPr>
+          <w:rFonts w:ascii="Times New Roman" w:eastAsia="Times New Roman" w:hAnsi="Times New Roman" w:cs="Times New Roman"/>
+          <w:sz w:val="24"/>
+          <w:szCs w:val="24"/>
+          <w:lang w:eastAsia="es-CO"/>
+        </w:rPr>
+        <w:t xml:space="preserve">El problema que </w:t>
+      </w:r>
+      <w:proofErr w:type="spellStart"/>
+      <w:r>
+        <w:rPr>
+          <w:rFonts w:ascii="Times New Roman" w:eastAsia="Times New Roman" w:hAnsi="Times New Roman" w:cs="Times New Roman"/>
+          <w:sz w:val="24"/>
+          <w:szCs w:val="24"/>
+          <w:lang w:eastAsia="es-CO"/>
+        </w:rPr>
+        <w:t>aun</w:t>
+      </w:r>
+      <w:proofErr w:type="spellEnd"/>
+      <w:r>
+        <w:rPr>
+          <w:rFonts w:ascii="Times New Roman" w:eastAsia="Times New Roman" w:hAnsi="Times New Roman" w:cs="Times New Roman"/>
+          <w:sz w:val="24"/>
+          <w:szCs w:val="24"/>
+          <w:lang w:eastAsia="es-CO"/>
+        </w:rPr>
+        <w:t xml:space="preserve"> no puedo solucionar es que cuando inicio el juego el personaje principal (gato) se sube aproximadamente 3 </w:t>
+      </w:r>
+      <w:proofErr w:type="spellStart"/>
+      <w:r>
+        <w:rPr>
+          <w:rFonts w:ascii="Times New Roman" w:eastAsia="Times New Roman" w:hAnsi="Times New Roman" w:cs="Times New Roman"/>
+          <w:sz w:val="24"/>
+          <w:szCs w:val="24"/>
+          <w:lang w:eastAsia="es-CO"/>
+        </w:rPr>
+        <w:t>centimetros</w:t>
+      </w:r>
+      <w:proofErr w:type="spellEnd"/>
+      <w:r>
+        <w:rPr>
+          <w:rFonts w:ascii="Times New Roman" w:eastAsia="Times New Roman" w:hAnsi="Times New Roman" w:cs="Times New Roman"/>
+          <w:sz w:val="24"/>
+          <w:szCs w:val="24"/>
+          <w:lang w:eastAsia="es-CO"/>
+        </w:rPr>
+        <w:t xml:space="preserve"> del </w:t>
+      </w:r>
+      <w:proofErr w:type="gramStart"/>
+      <w:r>
+        <w:rPr>
+          <w:rFonts w:ascii="Times New Roman" w:eastAsia="Times New Roman" w:hAnsi="Times New Roman" w:cs="Times New Roman"/>
+          <w:sz w:val="24"/>
+          <w:szCs w:val="24"/>
+          <w:lang w:eastAsia="es-CO"/>
+        </w:rPr>
+        <w:t>suelo  lo</w:t>
+      </w:r>
+      <w:proofErr w:type="gramEnd"/>
+      <w:r>
+        <w:rPr>
+          <w:rFonts w:ascii="Times New Roman" w:eastAsia="Times New Roman" w:hAnsi="Times New Roman" w:cs="Times New Roman"/>
+          <w:sz w:val="24"/>
+          <w:szCs w:val="24"/>
+          <w:lang w:eastAsia="es-CO"/>
+        </w:rPr>
+        <w:t xml:space="preserve"> cual hace verse como si estuviera en el aire y no me gusta, lo que trate de hacer fue acomodar el personaje mas abajo del suelo para que cuando le de </w:t>
+      </w:r>
+      <w:proofErr w:type="spellStart"/>
+      <w:r>
+        <w:rPr>
+          <w:rFonts w:ascii="Times New Roman" w:eastAsia="Times New Roman" w:hAnsi="Times New Roman" w:cs="Times New Roman"/>
+          <w:sz w:val="24"/>
+          <w:szCs w:val="24"/>
+          <w:lang w:eastAsia="es-CO"/>
+        </w:rPr>
+        <w:t>play</w:t>
+      </w:r>
+      <w:proofErr w:type="spellEnd"/>
+      <w:r>
+        <w:rPr>
+          <w:rFonts w:ascii="Times New Roman" w:eastAsia="Times New Roman" w:hAnsi="Times New Roman" w:cs="Times New Roman"/>
+          <w:sz w:val="24"/>
+          <w:szCs w:val="24"/>
+          <w:lang w:eastAsia="es-CO"/>
+        </w:rPr>
+        <w:t xml:space="preserve"> suba y no quede en el aire, pero se que esta no es una solución optima para mi problema y me </w:t>
+      </w:r>
+      <w:proofErr w:type="spellStart"/>
+      <w:r>
+        <w:rPr>
+          <w:rFonts w:ascii="Times New Roman" w:eastAsia="Times New Roman" w:hAnsi="Times New Roman" w:cs="Times New Roman"/>
+          <w:sz w:val="24"/>
+          <w:szCs w:val="24"/>
+          <w:lang w:eastAsia="es-CO"/>
+        </w:rPr>
+        <w:t>gustaria</w:t>
+      </w:r>
+      <w:proofErr w:type="spellEnd"/>
+      <w:r>
+        <w:rPr>
+          <w:rFonts w:ascii="Times New Roman" w:eastAsia="Times New Roman" w:hAnsi="Times New Roman" w:cs="Times New Roman"/>
+          <w:sz w:val="24"/>
+          <w:szCs w:val="24"/>
+          <w:lang w:eastAsia="es-CO"/>
+        </w:rPr>
+        <w:t xml:space="preserve"> mejorarla </w:t>
+      </w:r>
+    </w:p>
+    <w:p>
+      <w:pPr>
+        <w:spacing w:before="100" w:beforeAutospacing="1" w:after="100" w:afterAutospacing="1" w:line="240" w:lineRule="auto"/>
+        <w:rPr>
+          <w:rFonts w:ascii="Times New Roman" w:eastAsia="Times New Roman" w:hAnsi="Times New Roman" w:cs="Times New Roman"/>
+          <w:sz w:val="24"/>
+          <w:szCs w:val="24"/>
+          <w:lang w:eastAsia="es-CO"/>
+        </w:rPr>
+      </w:pPr>
     </w:p>
     <w:p/>
     <w:sectPr>
@@ -1774,6 +2866,30 @@
       <w:bCs/>
     </w:rPr>
   </w:style>
+  <w:style w:type="paragraph" w:styleId="Descripcin">
+    <w:name w:val="caption"/>
+    <w:basedOn w:val="Normal"/>
+    <w:next w:val="Normal"/>
+    <w:uiPriority w:val="35"/>
+    <w:unhideWhenUsed/>
+    <w:qFormat/>
+    <w:rsid w:val="00A7191E"/>
+    <w:pPr>
+      <w:spacing w:after="200" w:line="240" w:lineRule="auto"/>
+    </w:pPr>
+    <w:rPr>
+      <w:i/>
+      <w:iCs/>
+      <w:color w:val="44546A" w:themeColor="text2"/>
+      <w:sz w:val="18"/>
+      <w:szCs w:val="18"/>
+    </w:rPr>
+  </w:style>
+  <w:style w:type="character" w:customStyle="1" w:styleId="whitespace-normal">
+    <w:name w:val="whitespace-normal"/>
+    <w:basedOn w:val="Fuentedeprrafopredeter"/>
+    <w:rsid w:val="00FF5281"/>
+  </w:style>
 </w:styles>
 </file>
 
